--- a/Groups_Comments/Groups_Comments_2.docx
+++ b/Groups_Comments/Groups_Comments_2.docx
@@ -33,7 +33,15 @@
         </w:numPr>
       </w:pPr>
       <w:r>
-        <w:t xml:space="preserve">The teams trained on full 12 models that were taught on class </w:t>
+        <w:t xml:space="preserve">The teams trained on full 12 models that were taught </w:t>
+      </w:r>
+      <w:proofErr w:type="gramStart"/>
+      <w:r>
+        <w:t>on</w:t>
+      </w:r>
+      <w:proofErr w:type="gramEnd"/>
+      <w:r>
+        <w:t xml:space="preserve"> class </w:t>
       </w:r>
     </w:p>
     <w:p>
@@ -45,7 +53,23 @@
         </w:numPr>
       </w:pPr>
       <w:r>
-        <w:t xml:space="preserve">The teams achieved a really nice results with a Kappa around 0.801 and accuracy of 0.907 </w:t>
+        <w:t xml:space="preserve">The teams achieved a </w:t>
+      </w:r>
+      <w:proofErr w:type="gramStart"/>
+      <w:r>
+        <w:t>really nice</w:t>
+      </w:r>
+      <w:proofErr w:type="gramEnd"/>
+      <w:r>
+        <w:t xml:space="preserve"> results with </w:t>
+      </w:r>
+      <w:proofErr w:type="gramStart"/>
+      <w:r>
+        <w:t>a Kappa</w:t>
+      </w:r>
+      <w:proofErr w:type="gramEnd"/>
+      <w:r>
+        <w:t xml:space="preserve"> around 0.801 and accuracy of 0.907 </w:t>
       </w:r>
     </w:p>
     <w:p>
@@ -57,7 +81,23 @@
         </w:numPr>
       </w:pPr>
       <w:r>
-        <w:t xml:space="preserve">The visualization and the table summary of the results was a really nice touch, also showing both results on the training and testing sets was nice. </w:t>
+        <w:t xml:space="preserve">The visualization and the table summary of the results </w:t>
+      </w:r>
+      <w:proofErr w:type="gramStart"/>
+      <w:r>
+        <w:t>was</w:t>
+      </w:r>
+      <w:proofErr w:type="gramEnd"/>
+      <w:r>
+        <w:t xml:space="preserve"> a </w:t>
+      </w:r>
+      <w:proofErr w:type="gramStart"/>
+      <w:r>
+        <w:t>really nice</w:t>
+      </w:r>
+      <w:proofErr w:type="gramEnd"/>
+      <w:r>
+        <w:t xml:space="preserve"> touch, also showing both results on the training and testing sets was nice. </w:t>
       </w:r>
     </w:p>
     <w:p>
@@ -92,12 +132,22 @@
         <w:t xml:space="preserve">I would say that the team was jumping a bit </w:t>
       </w:r>
       <w:proofErr w:type="spellStart"/>
+      <w:proofErr w:type="gramStart"/>
       <w:r>
         <w:t>to</w:t>
       </w:r>
       <w:proofErr w:type="spellEnd"/>
-      <w:r>
-        <w:t xml:space="preserve"> fast between the slides quite fast so it was hard to keep up with the results. </w:t>
+      <w:proofErr w:type="gramEnd"/>
+      <w:r>
+        <w:t xml:space="preserve"> fast between the slides quite </w:t>
+      </w:r>
+      <w:proofErr w:type="gramStart"/>
+      <w:r>
+        <w:t>fast</w:t>
+      </w:r>
+      <w:proofErr w:type="gramEnd"/>
+      <w:r>
+        <w:t xml:space="preserve"> so it was hard to keep up with the results. </w:t>
       </w:r>
     </w:p>
     <w:p>
@@ -109,11 +159,206 @@
         </w:numPr>
       </w:pPr>
       <w:r>
-        <w:t xml:space="preserve">The teams models showing order was not in order, as they were jumping between liner and non-linear models. </w:t>
+        <w:t xml:space="preserve">The </w:t>
+      </w:r>
+      <w:proofErr w:type="gramStart"/>
+      <w:r>
+        <w:t>teams</w:t>
+      </w:r>
+      <w:proofErr w:type="gramEnd"/>
+      <w:r>
+        <w:t xml:space="preserve"> models showing order was not in order, as they were jumping between liner and non-linear models. </w:t>
       </w:r>
     </w:p>
     <w:p/>
     <w:p/>
+    <w:p/>
+    <w:p/>
+    <w:p/>
+    <w:p/>
+    <w:p/>
+    <w:p/>
+    <w:p/>
+    <w:p/>
+    <w:p/>
+    <w:p/>
+    <w:p>
+      <w:r>
+        <w:lastRenderedPageBreak/>
+        <w:t xml:space="preserve">Group Number </w:t>
+      </w:r>
+      <w:r>
+        <w:t>1</w:t>
+      </w:r>
+      <w:r>
+        <w:br/>
+      </w:r>
+      <w:r>
+        <w:br/>
+        <w:t xml:space="preserve">3 positive and 3 negatives </w:t>
+      </w:r>
+      <w:r>
+        <w:t>Best was FDA and S</w:t>
+      </w:r>
+      <w:r>
+        <w:br/>
+      </w:r>
+      <w:r>
+        <w:br/>
+        <w:t xml:space="preserve">Positives: </w:t>
+      </w:r>
+    </w:p>
+    <w:p>
+      <w:pPr>
+        <w:pStyle w:val="ListParagraph"/>
+        <w:numPr>
+          <w:ilvl w:val="0"/>
+          <w:numId w:val="7"/>
+        </w:numPr>
+      </w:pPr>
+      <w:r>
+        <w:t xml:space="preserve">The teams trained on full 12 models that were taught </w:t>
+      </w:r>
+      <w:proofErr w:type="gramStart"/>
+      <w:r>
+        <w:t>on</w:t>
+      </w:r>
+      <w:proofErr w:type="gramEnd"/>
+      <w:r>
+        <w:t xml:space="preserve"> class </w:t>
+      </w:r>
+    </w:p>
+    <w:p>
+      <w:pPr>
+        <w:pStyle w:val="ListParagraph"/>
+        <w:numPr>
+          <w:ilvl w:val="0"/>
+          <w:numId w:val="7"/>
+        </w:numPr>
+      </w:pPr>
+      <w:r>
+        <w:t xml:space="preserve">The teams achieved a </w:t>
+      </w:r>
+      <w:proofErr w:type="gramStart"/>
+      <w:r>
+        <w:t>really nice</w:t>
+      </w:r>
+      <w:proofErr w:type="gramEnd"/>
+      <w:r>
+        <w:t xml:space="preserve"> results with </w:t>
+      </w:r>
+      <w:proofErr w:type="gramStart"/>
+      <w:r>
+        <w:t>a Kappa</w:t>
+      </w:r>
+      <w:proofErr w:type="gramEnd"/>
+      <w:r>
+        <w:t xml:space="preserve"> around 0.801 and accuracy of 0.907 </w:t>
+      </w:r>
+    </w:p>
+    <w:p>
+      <w:pPr>
+        <w:pStyle w:val="ListParagraph"/>
+        <w:numPr>
+          <w:ilvl w:val="0"/>
+          <w:numId w:val="7"/>
+        </w:numPr>
+      </w:pPr>
+      <w:r>
+        <w:t xml:space="preserve">The visualization and the table summary of the results </w:t>
+      </w:r>
+      <w:proofErr w:type="gramStart"/>
+      <w:r>
+        <w:t>was</w:t>
+      </w:r>
+      <w:proofErr w:type="gramEnd"/>
+      <w:r>
+        <w:t xml:space="preserve"> a </w:t>
+      </w:r>
+      <w:proofErr w:type="gramStart"/>
+      <w:r>
+        <w:t>really nice</w:t>
+      </w:r>
+      <w:proofErr w:type="gramEnd"/>
+      <w:r>
+        <w:t xml:space="preserve"> touch, also showing both results on the training and testing sets was nice. </w:t>
+      </w:r>
+    </w:p>
+    <w:p>
+      <w:r>
+        <w:t xml:space="preserve">Negative: </w:t>
+      </w:r>
+    </w:p>
+    <w:p>
+      <w:pPr>
+        <w:pStyle w:val="ListParagraph"/>
+        <w:numPr>
+          <w:ilvl w:val="0"/>
+          <w:numId w:val="8"/>
+        </w:numPr>
+      </w:pPr>
+      <w:r>
+        <w:t xml:space="preserve">The way of showing the results could have been done a little better, for example putting it in a table instead of showing R code output to add more clarity </w:t>
+      </w:r>
+    </w:p>
+    <w:p>
+      <w:pPr>
+        <w:pStyle w:val="ListParagraph"/>
+        <w:numPr>
+          <w:ilvl w:val="0"/>
+          <w:numId w:val="8"/>
+        </w:numPr>
+      </w:pPr>
+      <w:r>
+        <w:t xml:space="preserve">I would say that the team was jumping a bit </w:t>
+      </w:r>
+      <w:proofErr w:type="spellStart"/>
+      <w:proofErr w:type="gramStart"/>
+      <w:r>
+        <w:t>to</w:t>
+      </w:r>
+      <w:proofErr w:type="spellEnd"/>
+      <w:proofErr w:type="gramEnd"/>
+      <w:r>
+        <w:t xml:space="preserve"> fast between the slides quite </w:t>
+      </w:r>
+      <w:proofErr w:type="gramStart"/>
+      <w:r>
+        <w:t>fast</w:t>
+      </w:r>
+      <w:proofErr w:type="gramEnd"/>
+      <w:r>
+        <w:t xml:space="preserve"> so it was hard to keep up with the results. </w:t>
+      </w:r>
+    </w:p>
+    <w:p>
+      <w:pPr>
+        <w:pStyle w:val="ListParagraph"/>
+        <w:numPr>
+          <w:ilvl w:val="0"/>
+          <w:numId w:val="8"/>
+        </w:numPr>
+      </w:pPr>
+      <w:r>
+        <w:t xml:space="preserve">The </w:t>
+      </w:r>
+      <w:proofErr w:type="gramStart"/>
+      <w:r>
+        <w:t>teams</w:t>
+      </w:r>
+      <w:proofErr w:type="gramEnd"/>
+      <w:r>
+        <w:t xml:space="preserve"> models showing order was not in order, as they were jumping between </w:t>
+      </w:r>
+      <w:proofErr w:type="spellStart"/>
+      <w:r>
+        <w:t>liner</w:t>
+      </w:r>
+      <w:proofErr w:type="spellEnd"/>
+      <w:r>
+        <w:t xml:space="preserve"> and non-linear models. </w:t>
+      </w:r>
+    </w:p>
     <w:p>
       <w:pPr>
         <w:pStyle w:val="ListParagraph"/>
@@ -221,6 +466,95 @@
     </w:lvl>
   </w:abstractNum>
   <w:abstractNum w:abstractNumId="1" w15:restartNumberingAfterBreak="0">
+    <w:nsid w:val="19852B62"/>
+    <w:multiLevelType w:val="hybridMultilevel"/>
+    <w:tmpl w:val="B13E12A0"/>
+    <w:lvl w:ilvl="0" w:tplc="FFFFFFFF">
+      <w:start w:val="1"/>
+      <w:numFmt w:val="decimal"/>
+      <w:lvlText w:val="%1-"/>
+      <w:lvlJc w:val="left"/>
+      <w:pPr>
+        <w:ind w:left="720" w:hanging="360"/>
+      </w:pPr>
+      <w:rPr>
+        <w:rFonts w:hint="default"/>
+      </w:rPr>
+    </w:lvl>
+    <w:lvl w:ilvl="1" w:tplc="FFFFFFFF" w:tentative="1">
+      <w:start w:val="1"/>
+      <w:numFmt w:val="lowerLetter"/>
+      <w:lvlText w:val="%2."/>
+      <w:lvlJc w:val="left"/>
+      <w:pPr>
+        <w:ind w:left="1440" w:hanging="360"/>
+      </w:pPr>
+    </w:lvl>
+    <w:lvl w:ilvl="2" w:tplc="FFFFFFFF" w:tentative="1">
+      <w:start w:val="1"/>
+      <w:numFmt w:val="lowerRoman"/>
+      <w:lvlText w:val="%3."/>
+      <w:lvlJc w:val="right"/>
+      <w:pPr>
+        <w:ind w:left="2160" w:hanging="180"/>
+      </w:pPr>
+    </w:lvl>
+    <w:lvl w:ilvl="3" w:tplc="FFFFFFFF" w:tentative="1">
+      <w:start w:val="1"/>
+      <w:numFmt w:val="decimal"/>
+      <w:lvlText w:val="%4."/>
+      <w:lvlJc w:val="left"/>
+      <w:pPr>
+        <w:ind w:left="2880" w:hanging="360"/>
+      </w:pPr>
+    </w:lvl>
+    <w:lvl w:ilvl="4" w:tplc="FFFFFFFF" w:tentative="1">
+      <w:start w:val="1"/>
+      <w:numFmt w:val="lowerLetter"/>
+      <w:lvlText w:val="%5."/>
+      <w:lvlJc w:val="left"/>
+      <w:pPr>
+        <w:ind w:left="3600" w:hanging="360"/>
+      </w:pPr>
+    </w:lvl>
+    <w:lvl w:ilvl="5" w:tplc="FFFFFFFF" w:tentative="1">
+      <w:start w:val="1"/>
+      <w:numFmt w:val="lowerRoman"/>
+      <w:lvlText w:val="%6."/>
+      <w:lvlJc w:val="right"/>
+      <w:pPr>
+        <w:ind w:left="4320" w:hanging="180"/>
+      </w:pPr>
+    </w:lvl>
+    <w:lvl w:ilvl="6" w:tplc="FFFFFFFF" w:tentative="1">
+      <w:start w:val="1"/>
+      <w:numFmt w:val="decimal"/>
+      <w:lvlText w:val="%7."/>
+      <w:lvlJc w:val="left"/>
+      <w:pPr>
+        <w:ind w:left="5040" w:hanging="360"/>
+      </w:pPr>
+    </w:lvl>
+    <w:lvl w:ilvl="7" w:tplc="FFFFFFFF" w:tentative="1">
+      <w:start w:val="1"/>
+      <w:numFmt w:val="lowerLetter"/>
+      <w:lvlText w:val="%8."/>
+      <w:lvlJc w:val="left"/>
+      <w:pPr>
+        <w:ind w:left="5760" w:hanging="360"/>
+      </w:pPr>
+    </w:lvl>
+    <w:lvl w:ilvl="8" w:tplc="FFFFFFFF" w:tentative="1">
+      <w:start w:val="1"/>
+      <w:numFmt w:val="lowerRoman"/>
+      <w:lvlText w:val="%9."/>
+      <w:lvlJc w:val="right"/>
+      <w:pPr>
+        <w:ind w:left="6480" w:hanging="180"/>
+      </w:pPr>
+    </w:lvl>
+  </w:abstractNum>
+  <w:abstractNum w:abstractNumId="2" w15:restartNumberingAfterBreak="0">
     <w:nsid w:val="22706AC2"/>
     <w:multiLevelType w:val="hybridMultilevel"/>
     <w:tmpl w:val="DD4C456E"/>
@@ -309,7 +643,7 @@
       </w:pPr>
     </w:lvl>
   </w:abstractNum>
-  <w:abstractNum w:abstractNumId="2" w15:restartNumberingAfterBreak="0">
+  <w:abstractNum w:abstractNumId="3" w15:restartNumberingAfterBreak="0">
     <w:nsid w:val="27BE5D95"/>
     <w:multiLevelType w:val="hybridMultilevel"/>
     <w:tmpl w:val="DA2A1388"/>
@@ -398,7 +732,96 @@
       </w:pPr>
     </w:lvl>
   </w:abstractNum>
-  <w:abstractNum w:abstractNumId="3" w15:restartNumberingAfterBreak="0">
+  <w:abstractNum w:abstractNumId="4" w15:restartNumberingAfterBreak="0">
+    <w:nsid w:val="4A892D17"/>
+    <w:multiLevelType w:val="hybridMultilevel"/>
+    <w:tmpl w:val="54269270"/>
+    <w:lvl w:ilvl="0" w:tplc="FFFFFFFF">
+      <w:start w:val="1"/>
+      <w:numFmt w:val="decimal"/>
+      <w:lvlText w:val="%1-"/>
+      <w:lvlJc w:val="left"/>
+      <w:pPr>
+        <w:ind w:left="720" w:hanging="360"/>
+      </w:pPr>
+      <w:rPr>
+        <w:rFonts w:hint="default"/>
+      </w:rPr>
+    </w:lvl>
+    <w:lvl w:ilvl="1" w:tplc="FFFFFFFF" w:tentative="1">
+      <w:start w:val="1"/>
+      <w:numFmt w:val="lowerLetter"/>
+      <w:lvlText w:val="%2."/>
+      <w:lvlJc w:val="left"/>
+      <w:pPr>
+        <w:ind w:left="1440" w:hanging="360"/>
+      </w:pPr>
+    </w:lvl>
+    <w:lvl w:ilvl="2" w:tplc="FFFFFFFF" w:tentative="1">
+      <w:start w:val="1"/>
+      <w:numFmt w:val="lowerRoman"/>
+      <w:lvlText w:val="%3."/>
+      <w:lvlJc w:val="right"/>
+      <w:pPr>
+        <w:ind w:left="2160" w:hanging="180"/>
+      </w:pPr>
+    </w:lvl>
+    <w:lvl w:ilvl="3" w:tplc="FFFFFFFF" w:tentative="1">
+      <w:start w:val="1"/>
+      <w:numFmt w:val="decimal"/>
+      <w:lvlText w:val="%4."/>
+      <w:lvlJc w:val="left"/>
+      <w:pPr>
+        <w:ind w:left="2880" w:hanging="360"/>
+      </w:pPr>
+    </w:lvl>
+    <w:lvl w:ilvl="4" w:tplc="FFFFFFFF" w:tentative="1">
+      <w:start w:val="1"/>
+      <w:numFmt w:val="lowerLetter"/>
+      <w:lvlText w:val="%5."/>
+      <w:lvlJc w:val="left"/>
+      <w:pPr>
+        <w:ind w:left="3600" w:hanging="360"/>
+      </w:pPr>
+    </w:lvl>
+    <w:lvl w:ilvl="5" w:tplc="FFFFFFFF" w:tentative="1">
+      <w:start w:val="1"/>
+      <w:numFmt w:val="lowerRoman"/>
+      <w:lvlText w:val="%6."/>
+      <w:lvlJc w:val="right"/>
+      <w:pPr>
+        <w:ind w:left="4320" w:hanging="180"/>
+      </w:pPr>
+    </w:lvl>
+    <w:lvl w:ilvl="6" w:tplc="FFFFFFFF" w:tentative="1">
+      <w:start w:val="1"/>
+      <w:numFmt w:val="decimal"/>
+      <w:lvlText w:val="%7."/>
+      <w:lvlJc w:val="left"/>
+      <w:pPr>
+        <w:ind w:left="5040" w:hanging="360"/>
+      </w:pPr>
+    </w:lvl>
+    <w:lvl w:ilvl="7" w:tplc="FFFFFFFF" w:tentative="1">
+      <w:start w:val="1"/>
+      <w:numFmt w:val="lowerLetter"/>
+      <w:lvlText w:val="%8."/>
+      <w:lvlJc w:val="left"/>
+      <w:pPr>
+        <w:ind w:left="5760" w:hanging="360"/>
+      </w:pPr>
+    </w:lvl>
+    <w:lvl w:ilvl="8" w:tplc="FFFFFFFF" w:tentative="1">
+      <w:start w:val="1"/>
+      <w:numFmt w:val="lowerRoman"/>
+      <w:lvlText w:val="%9."/>
+      <w:lvlJc w:val="right"/>
+      <w:pPr>
+        <w:ind w:left="6480" w:hanging="180"/>
+      </w:pPr>
+    </w:lvl>
+  </w:abstractNum>
+  <w:abstractNum w:abstractNumId="5" w15:restartNumberingAfterBreak="0">
     <w:nsid w:val="54034C7F"/>
     <w:multiLevelType w:val="hybridMultilevel"/>
     <w:tmpl w:val="88AA5364"/>
@@ -487,7 +910,7 @@
       </w:pPr>
     </w:lvl>
   </w:abstractNum>
-  <w:abstractNum w:abstractNumId="4" w15:restartNumberingAfterBreak="0">
+  <w:abstractNum w:abstractNumId="6" w15:restartNumberingAfterBreak="0">
     <w:nsid w:val="7B1D6698"/>
     <w:multiLevelType w:val="hybridMultilevel"/>
     <w:tmpl w:val="4CF27570"/>
@@ -576,7 +999,7 @@
       </w:pPr>
     </w:lvl>
   </w:abstractNum>
-  <w:abstractNum w:abstractNumId="5" w15:restartNumberingAfterBreak="0">
+  <w:abstractNum w:abstractNumId="7" w15:restartNumberingAfterBreak="0">
     <w:nsid w:val="7E44540A"/>
     <w:multiLevelType w:val="hybridMultilevel"/>
     <w:tmpl w:val="54269270"/>
@@ -666,22 +1089,28 @@
     </w:lvl>
   </w:abstractNum>
   <w:num w:numId="1" w16cid:durableId="757871033">
-    <w:abstractNumId w:val="4"/>
+    <w:abstractNumId w:val="6"/>
   </w:num>
   <w:num w:numId="2" w16cid:durableId="546068695">
     <w:abstractNumId w:val="0"/>
   </w:num>
   <w:num w:numId="3" w16cid:durableId="509681001">
+    <w:abstractNumId w:val="7"/>
+  </w:num>
+  <w:num w:numId="4" w16cid:durableId="774861454">
+    <w:abstractNumId w:val="3"/>
+  </w:num>
+  <w:num w:numId="5" w16cid:durableId="874731034">
+    <w:abstractNumId w:val="2"/>
+  </w:num>
+  <w:num w:numId="6" w16cid:durableId="515776845">
     <w:abstractNumId w:val="5"/>
   </w:num>
-  <w:num w:numId="4" w16cid:durableId="774861454">
-    <w:abstractNumId w:val="2"/>
-  </w:num>
-  <w:num w:numId="5" w16cid:durableId="874731034">
+  <w:num w:numId="7" w16cid:durableId="2015373242">
     <w:abstractNumId w:val="1"/>
   </w:num>
-  <w:num w:numId="6" w16cid:durableId="515776845">
-    <w:abstractNumId w:val="3"/>
+  <w:num w:numId="8" w16cid:durableId="2144618605">
+    <w:abstractNumId w:val="4"/>
   </w:num>
 </w:numbering>
 </file>
